--- a/Meridian_Copilot_Test_Report_v10.docx
+++ b/Meridian_Copilot_Test_Report_v10.docx
@@ -56,7 +56,7 @@
           <w:color w:val="2E7D52"/>
           <w:sz w:val="24"/>
         </w:rPr>
-        <w:t>65/65 tests passed  ·  15 July 2026</w:t>
+        <w:t>69/69 tests passed  ·  15 July 2026</w:t>
       </w:r>
     </w:p>
     <w:p>
@@ -275,7 +275,7 @@
                 <w:color w:val="2E7D52"/>
                 <w:sz w:val="20"/>
               </w:rPr>
-              <w:t>21</w:t>
+              <w:t>23</w:t>
             </w:r>
           </w:p>
         </w:tc>
@@ -326,7 +326,7 @@
                 <w:color w:val="2E7D52"/>
                 <w:sz w:val="20"/>
               </w:rPr>
-              <w:t>14</w:t>
+              <w:t>16</w:t>
             </w:r>
           </w:p>
         </w:tc>
@@ -2832,7 +2832,7 @@
           <w:color w:val="1E2A56"/>
           <w:sz w:val="30"/>
         </w:rPr>
-        <w:t>Prompt &amp; narrative  ·  8 tests</w:t>
+        <w:t>Prompt &amp; narrative  ·  10 tests</w:t>
       </w:r>
     </w:p>
     <w:p>
@@ -3371,6 +3371,116 @@
           </w:p>
         </w:tc>
       </w:tr>
+      <w:tr>
+        <w:tc>
+          <w:tcPr>
+            <w:tcW w:type="dxa" w:w="792"/>
+          </w:tcPr>
+          <w:p>
+            <w:pPr>
+              <w:jc w:val="center"/>
+            </w:pPr>
+            <w:r>
+              <w:rPr>
+                <w:rFonts w:ascii="Calibri" w:hAnsi="Calibri"/>
+                <w:b/>
+                <w:color w:val="47517A"/>
+                <w:sz w:val="18"/>
+              </w:rPr>
+              <w:t>9</w:t>
+            </w:r>
+          </w:p>
+        </w:tc>
+        <w:tc>
+          <w:tcPr>
+            <w:tcW w:type="dxa" w:w="7776"/>
+          </w:tcPr>
+          <w:p>
+            <w:r>
+              <w:rPr>
+                <w:rFonts w:ascii="Calibri" w:hAnsi="Calibri"/>
+                <w:sz w:val="19"/>
+              </w:rPr>
+              <w:t>The prompt that generates the commentary slide must NOT ask the model to build a deck / produce files — otherwise the model returns the slide-by-slide spec, which leaks onto the commentary slide.</w:t>
+            </w:r>
+          </w:p>
+        </w:tc>
+        <w:tc>
+          <w:tcPr>
+            <w:tcW w:type="dxa" w:w="1152"/>
+            <w:shd w:fill="EAF3EC"/>
+          </w:tcPr>
+          <w:p>
+            <w:pPr>
+              <w:jc w:val="center"/>
+            </w:pPr>
+            <w:r>
+              <w:rPr>
+                <w:rFonts w:ascii="Calibri" w:hAnsi="Calibri"/>
+                <w:b/>
+                <w:color w:val="2E7D52"/>
+                <w:sz w:val="18"/>
+              </w:rPr>
+              <w:t>PASS</w:t>
+            </w:r>
+          </w:p>
+        </w:tc>
+      </w:tr>
+      <w:tr>
+        <w:tc>
+          <w:tcPr>
+            <w:tcW w:type="dxa" w:w="792"/>
+          </w:tcPr>
+          <w:p>
+            <w:pPr>
+              <w:jc w:val="center"/>
+            </w:pPr>
+            <w:r>
+              <w:rPr>
+                <w:rFonts w:ascii="Calibri" w:hAnsi="Calibri"/>
+                <w:b/>
+                <w:color w:val="47517A"/>
+                <w:sz w:val="18"/>
+              </w:rPr>
+              <w:t>10</w:t>
+            </w:r>
+          </w:p>
+        </w:tc>
+        <w:tc>
+          <w:tcPr>
+            <w:tcW w:type="dxa" w:w="7776"/>
+          </w:tcPr>
+          <w:p>
+            <w:r>
+              <w:rPr>
+                <w:rFonts w:ascii="Calibri" w:hAnsi="Calibri"/>
+                <w:sz w:val="19"/>
+              </w:rPr>
+              <w:t>The portable whole-deck prompt (a separate artifact) still asks for the full deck — that behaviour is intentional and must stay distinct from the commentary.</w:t>
+            </w:r>
+          </w:p>
+        </w:tc>
+        <w:tc>
+          <w:tcPr>
+            <w:tcW w:type="dxa" w:w="1152"/>
+            <w:shd w:fill="EAF3EC"/>
+          </w:tcPr>
+          <w:p>
+            <w:pPr>
+              <w:jc w:val="center"/>
+            </w:pPr>
+            <w:r>
+              <w:rPr>
+                <w:rFonts w:ascii="Calibri" w:hAnsi="Calibri"/>
+                <w:b/>
+                <w:color w:val="2E7D52"/>
+                <w:sz w:val="18"/>
+              </w:rPr>
+              <w:t>PASS</w:t>
+            </w:r>
+          </w:p>
+        </w:tc>
+      </w:tr>
     </w:tbl>
     <w:p>
       <w:pPr>
@@ -3828,7 +3938,7 @@
           <w:color w:val="1E2A56"/>
           <w:sz w:val="30"/>
         </w:rPr>
-        <w:t>End-to-end app  ·  14 tests</w:t>
+        <w:t>End-to-end app  ·  16 tests</w:t>
       </w:r>
     </w:p>
     <w:p>
@@ -4122,7 +4232,7 @@
                 <w:rFonts w:ascii="Calibri" w:hAnsi="Calibri"/>
                 <w:sz w:val="19"/>
               </w:rPr>
-              <w:t>The Proposal view shows the assembled prompt and commentary.</w:t>
+              <w:t>Proposal does not auto generate commentary.</w:t>
             </w:r>
           </w:p>
         </w:tc>
@@ -4177,7 +4287,7 @@
                 <w:rFonts w:ascii="Calibri" w:hAnsi="Calibri"/>
                 <w:sz w:val="19"/>
               </w:rPr>
-              <w:t>Tactical instructions flow into the on-screen prompt.</w:t>
+              <w:t>Generate button produces commentary on click.</w:t>
             </w:r>
           </w:p>
         </w:tc>
@@ -4232,7 +4342,7 @@
                 <w:rFonts w:ascii="Calibri" w:hAnsi="Calibri"/>
                 <w:sz w:val="19"/>
               </w:rPr>
-              <w:t>Under discretionary, band breaches HARD-BLOCK; under advisory they only flag. The same book therefore reads differently on the Suitability view.  (2 variants)</w:t>
+              <w:t>The Proposal view shows the assembled prompt and commentary.</w:t>
             </w:r>
           </w:p>
         </w:tc>
@@ -4287,6 +4397,116 @@
                 <w:rFonts w:ascii="Calibri" w:hAnsi="Calibri"/>
                 <w:sz w:val="19"/>
               </w:rPr>
+              <w:t>Tactical instructions flow into the on-screen prompt.</w:t>
+            </w:r>
+          </w:p>
+        </w:tc>
+        <w:tc>
+          <w:tcPr>
+            <w:tcW w:type="dxa" w:w="1152"/>
+            <w:shd w:fill="EAF3EC"/>
+          </w:tcPr>
+          <w:p>
+            <w:pPr>
+              <w:jc w:val="center"/>
+            </w:pPr>
+            <w:r>
+              <w:rPr>
+                <w:rFonts w:ascii="Calibri" w:hAnsi="Calibri"/>
+                <w:b/>
+                <w:color w:val="2E7D52"/>
+                <w:sz w:val="18"/>
+              </w:rPr>
+              <w:t>PASS</w:t>
+            </w:r>
+          </w:p>
+        </w:tc>
+      </w:tr>
+      <w:tr>
+        <w:tc>
+          <w:tcPr>
+            <w:tcW w:type="dxa" w:w="792"/>
+          </w:tcPr>
+          <w:p>
+            <w:pPr>
+              <w:jc w:val="center"/>
+            </w:pPr>
+            <w:r>
+              <w:rPr>
+                <w:rFonts w:ascii="Calibri" w:hAnsi="Calibri"/>
+                <w:b/>
+                <w:color w:val="47517A"/>
+                <w:sz w:val="18"/>
+              </w:rPr>
+              <w:t>8</w:t>
+            </w:r>
+          </w:p>
+        </w:tc>
+        <w:tc>
+          <w:tcPr>
+            <w:tcW w:type="dxa" w:w="7776"/>
+          </w:tcPr>
+          <w:p>
+            <w:r>
+              <w:rPr>
+                <w:rFonts w:ascii="Calibri" w:hAnsi="Calibri"/>
+                <w:sz w:val="19"/>
+              </w:rPr>
+              <w:t>Under discretionary, band breaches HARD-BLOCK; under advisory they only flag. The same book therefore reads differently on the Suitability view.  (2 variants)</w:t>
+            </w:r>
+          </w:p>
+        </w:tc>
+        <w:tc>
+          <w:tcPr>
+            <w:tcW w:type="dxa" w:w="1152"/>
+            <w:shd w:fill="EAF3EC"/>
+          </w:tcPr>
+          <w:p>
+            <w:pPr>
+              <w:jc w:val="center"/>
+            </w:pPr>
+            <w:r>
+              <w:rPr>
+                <w:rFonts w:ascii="Calibri" w:hAnsi="Calibri"/>
+                <w:b/>
+                <w:color w:val="2E7D52"/>
+                <w:sz w:val="18"/>
+              </w:rPr>
+              <w:t>PASS</w:t>
+            </w:r>
+          </w:p>
+        </w:tc>
+      </w:tr>
+      <w:tr>
+        <w:tc>
+          <w:tcPr>
+            <w:tcW w:type="dxa" w:w="792"/>
+          </w:tcPr>
+          <w:p>
+            <w:pPr>
+              <w:jc w:val="center"/>
+            </w:pPr>
+            <w:r>
+              <w:rPr>
+                <w:rFonts w:ascii="Calibri" w:hAnsi="Calibri"/>
+                <w:b/>
+                <w:color w:val="47517A"/>
+                <w:sz w:val="18"/>
+              </w:rPr>
+              <w:t>9</w:t>
+            </w:r>
+          </w:p>
+        </w:tc>
+        <w:tc>
+          <w:tcPr>
+            <w:tcW w:type="dxa" w:w="7776"/>
+          </w:tcPr>
+          <w:p>
+            <w:r>
+              <w:rPr>
+                <w:rFonts w:ascii="Calibri" w:hAnsi="Calibri"/>
+                <w:sz w:val="19"/>
+              </w:rPr>
               <w:t>A single-custodian book still produces a proposal.</w:t>
             </w:r>
           </w:p>
@@ -4328,7 +4548,7 @@
                 <w:color w:val="47517A"/>
                 <w:sz w:val="18"/>
               </w:rPr>
-              <w:t>8</w:t>
+              <w:t>10</w:t>
             </w:r>
           </w:p>
         </w:tc>

--- a/Meridian_Copilot_Test_Report_v10.docx
+++ b/Meridian_Copilot_Test_Report_v10.docx
@@ -56,7 +56,7 @@
           <w:color w:val="2E7D52"/>
           <w:sz w:val="24"/>
         </w:rPr>
-        <w:t>69/69 tests passed  ·  15 July 2026</w:t>
+        <w:t>108/108 tests passed  ·  16 July 2026</w:t>
       </w:r>
     </w:p>
     <w:p>
@@ -327,6 +327,57 @@
                 <w:sz w:val="20"/>
               </w:rPr>
               <w:t>16</w:t>
+            </w:r>
+          </w:p>
+        </w:tc>
+      </w:tr>
+      <w:tr>
+        <w:tc>
+          <w:tcPr>
+            <w:tcW w:type="dxa" w:w="2880"/>
+          </w:tcPr>
+          <w:p>
+            <w:r>
+              <w:rPr>
+                <w:rFonts w:ascii="Calibri" w:hAnsi="Calibri"/>
+                <w:b/>
+                <w:color w:val="1E2A56"/>
+                <w:sz w:val="20"/>
+              </w:rPr>
+              <w:t>Business</w:t>
+            </w:r>
+          </w:p>
+        </w:tc>
+        <w:tc>
+          <w:tcPr>
+            <w:tcW w:type="dxa" w:w="2880"/>
+          </w:tcPr>
+          <w:p>
+            <w:r>
+              <w:rPr>
+                <w:rFonts w:ascii="Calibri" w:hAnsi="Calibri"/>
+                <w:sz w:val="20"/>
+              </w:rPr>
+              <w:t>Client macro views (rates, war, tax) shape prose, not the numbers</w:t>
+            </w:r>
+          </w:p>
+        </w:tc>
+        <w:tc>
+          <w:tcPr>
+            <w:tcW w:type="dxa" w:w="2880"/>
+          </w:tcPr>
+          <w:p>
+            <w:pPr>
+              <w:jc w:val="center"/>
+            </w:pPr>
+            <w:r>
+              <w:rPr>
+                <w:rFonts w:ascii="Calibri" w:hAnsi="Calibri"/>
+                <w:b/>
+                <w:color w:val="2E7D52"/>
+                <w:sz w:val="20"/>
+              </w:rPr>
+              <w:t>39</w:t>
             </w:r>
           </w:p>
         </w:tc>
@@ -4601,6 +4652,449 @@
           <w:color w:val="1E2A56"/>
           <w:sz w:val="30"/>
         </w:rPr>
+        <w:t>Business scenarios  ·  39 tests</w:t>
+      </w:r>
+    </w:p>
+    <w:p>
+      <w:r>
+        <w:rPr>
+          <w:rFonts w:ascii="Calibri" w:hAnsi="Calibri"/>
+          <w:b/>
+          <w:color w:val="B0872A"/>
+          <w:sz w:val="17"/>
+        </w:rPr>
+        <w:t xml:space="preserve">Business   </w:t>
+      </w:r>
+      <w:r>
+        <w:rPr>
+          <w:rFonts w:ascii="Calibri" w:hAnsi="Calibri"/>
+          <w:b w:val="0"/>
+          <w:i/>
+          <w:color w:val="47517A"/>
+          <w:sz w:val="19"/>
+        </w:rPr>
+        <w:t>What happens to the output on a client macro view — a rate hike/cut, a war (or its end) prompting alternatives, a tax rise/cut: it reaches the AI, shapes the commentary, and never moves the grounded figures.</w:t>
+      </w:r>
+    </w:p>
+    <w:p>
+      <w:r>
+        <w:rPr>
+          <w:rFonts w:ascii="Consolas" w:hAnsi="Consolas"/>
+          <w:b w:val="0"/>
+          <w:color w:val="47517A"/>
+          <w:sz w:val="17"/>
+        </w:rPr>
+        <w:t>file: tests/test_business_scenarios.py</w:t>
+      </w:r>
+    </w:p>
+    <w:tbl>
+      <w:tblPr>
+        <w:tblStyle w:val="TableGrid"/>
+        <w:tblW w:type="auto" w:w="0"/>
+        <w:tblLook w:firstColumn="1" w:firstRow="1" w:lastColumn="0" w:lastRow="0" w:noHBand="0" w:noVBand="1" w:val="04A0"/>
+      </w:tblPr>
+      <w:tblGrid>
+        <w:gridCol w:w="792"/>
+        <w:gridCol w:w="7776"/>
+        <w:gridCol w:w="1152"/>
+      </w:tblGrid>
+      <w:tr>
+        <w:tc>
+          <w:tcPr>
+            <w:tcW w:type="dxa" w:w="2880"/>
+            <w:shd w:fill="1E2A56"/>
+          </w:tcPr>
+          <w:p>
+            <w:r>
+              <w:rPr>
+                <w:rFonts w:ascii="Calibri" w:hAnsi="Calibri"/>
+                <w:b/>
+                <w:color w:val="FFFFFF"/>
+                <w:sz w:val="18"/>
+              </w:rPr>
+              <w:t>#</w:t>
+            </w:r>
+          </w:p>
+        </w:tc>
+        <w:tc>
+          <w:tcPr>
+            <w:tcW w:type="dxa" w:w="2880"/>
+            <w:shd w:fill="1E2A56"/>
+          </w:tcPr>
+          <w:p>
+            <w:r>
+              <w:rPr>
+                <w:rFonts w:ascii="Calibri" w:hAnsi="Calibri"/>
+                <w:b/>
+                <w:color w:val="FFFFFF"/>
+                <w:sz w:val="18"/>
+              </w:rPr>
+              <w:t>Scenario verified</w:t>
+            </w:r>
+          </w:p>
+        </w:tc>
+        <w:tc>
+          <w:tcPr>
+            <w:tcW w:type="dxa" w:w="2880"/>
+            <w:shd w:fill="1E2A56"/>
+          </w:tcPr>
+          <w:p>
+            <w:r>
+              <w:rPr>
+                <w:rFonts w:ascii="Calibri" w:hAnsi="Calibri"/>
+                <w:b/>
+                <w:color w:val="FFFFFF"/>
+                <w:sz w:val="18"/>
+              </w:rPr>
+              <w:t>Result</w:t>
+            </w:r>
+          </w:p>
+        </w:tc>
+      </w:tr>
+      <w:tr>
+        <w:tc>
+          <w:tcPr>
+            <w:tcW w:type="dxa" w:w="792"/>
+          </w:tcPr>
+          <w:p>
+            <w:pPr>
+              <w:jc w:val="center"/>
+            </w:pPr>
+            <w:r>
+              <w:rPr>
+                <w:rFonts w:ascii="Calibri" w:hAnsi="Calibri"/>
+                <w:b/>
+                <w:color w:val="47517A"/>
+                <w:sz w:val="18"/>
+              </w:rPr>
+              <w:t>1</w:t>
+            </w:r>
+          </w:p>
+        </w:tc>
+        <w:tc>
+          <w:tcPr>
+            <w:tcW w:type="dxa" w:w="7776"/>
+          </w:tcPr>
+          <w:p>
+            <w:r>
+              <w:rPr>
+                <w:rFonts w:ascii="Calibri" w:hAnsi="Calibri"/>
+                <w:sz w:val="19"/>
+              </w:rPr>
+              <w:t>A client macro view (rate/war/tax) reaches the AI verbatim.  (12 variants)</w:t>
+            </w:r>
+          </w:p>
+        </w:tc>
+        <w:tc>
+          <w:tcPr>
+            <w:tcW w:type="dxa" w:w="1152"/>
+            <w:shd w:fill="EAF3EC"/>
+          </w:tcPr>
+          <w:p>
+            <w:pPr>
+              <w:jc w:val="center"/>
+            </w:pPr>
+            <w:r>
+              <w:rPr>
+                <w:rFonts w:ascii="Calibri" w:hAnsi="Calibri"/>
+                <w:b/>
+                <w:color w:val="2E7D52"/>
+                <w:sz w:val="18"/>
+              </w:rPr>
+              <w:t>PASS</w:t>
+            </w:r>
+          </w:p>
+        </w:tc>
+      </w:tr>
+      <w:tr>
+        <w:tc>
+          <w:tcPr>
+            <w:tcW w:type="dxa" w:w="792"/>
+          </w:tcPr>
+          <w:p>
+            <w:pPr>
+              <w:jc w:val="center"/>
+            </w:pPr>
+            <w:r>
+              <w:rPr>
+                <w:rFonts w:ascii="Calibri" w:hAnsi="Calibri"/>
+                <w:b/>
+                <w:color w:val="47517A"/>
+                <w:sz w:val="18"/>
+              </w:rPr>
+              <w:t>2</w:t>
+            </w:r>
+          </w:p>
+        </w:tc>
+        <w:tc>
+          <w:tcPr>
+            <w:tcW w:type="dxa" w:w="7776"/>
+          </w:tcPr>
+          <w:p>
+            <w:r>
+              <w:rPr>
+                <w:rFonts w:ascii="Calibri" w:hAnsi="Calibri"/>
+                <w:sz w:val="19"/>
+              </w:rPr>
+              <w:t>The macro view shapes the advisory commentary.  (12 variants)</w:t>
+            </w:r>
+          </w:p>
+        </w:tc>
+        <w:tc>
+          <w:tcPr>
+            <w:tcW w:type="dxa" w:w="1152"/>
+            <w:shd w:fill="EAF3EC"/>
+          </w:tcPr>
+          <w:p>
+            <w:pPr>
+              <w:jc w:val="center"/>
+            </w:pPr>
+            <w:r>
+              <w:rPr>
+                <w:rFonts w:ascii="Calibri" w:hAnsi="Calibri"/>
+                <w:b/>
+                <w:color w:val="2E7D52"/>
+                <w:sz w:val="18"/>
+              </w:rPr>
+              <w:t>PASS</w:t>
+            </w:r>
+          </w:p>
+        </w:tc>
+      </w:tr>
+      <w:tr>
+        <w:tc>
+          <w:tcPr>
+            <w:tcW w:type="dxa" w:w="792"/>
+          </w:tcPr>
+          <w:p>
+            <w:pPr>
+              <w:jc w:val="center"/>
+            </w:pPr>
+            <w:r>
+              <w:rPr>
+                <w:rFonts w:ascii="Calibri" w:hAnsi="Calibri"/>
+                <w:b/>
+                <w:color w:val="47517A"/>
+                <w:sz w:val="18"/>
+              </w:rPr>
+              <w:t>3</w:t>
+            </w:r>
+          </w:p>
+        </w:tc>
+        <w:tc>
+          <w:tcPr>
+            <w:tcW w:type="dxa" w:w="7776"/>
+          </w:tcPr>
+          <w:p>
+            <w:r>
+              <w:rPr>
+                <w:rFonts w:ascii="Calibri" w:hAnsi="Calibri"/>
+                <w:sz w:val="19"/>
+              </w:rPr>
+              <w:t>A macro opinion shapes prose, never figures: the FACTS block (every number the deck shows) is byte-for-byte identical with and without the scenario.  (12 variants)</w:t>
+            </w:r>
+          </w:p>
+        </w:tc>
+        <w:tc>
+          <w:tcPr>
+            <w:tcW w:type="dxa" w:w="1152"/>
+            <w:shd w:fill="EAF3EC"/>
+          </w:tcPr>
+          <w:p>
+            <w:pPr>
+              <w:jc w:val="center"/>
+            </w:pPr>
+            <w:r>
+              <w:rPr>
+                <w:rFonts w:ascii="Calibri" w:hAnsi="Calibri"/>
+                <w:b/>
+                <w:color w:val="2E7D52"/>
+                <w:sz w:val="18"/>
+              </w:rPr>
+              <w:t>PASS</w:t>
+            </w:r>
+          </w:p>
+        </w:tc>
+      </w:tr>
+      <w:tr>
+        <w:tc>
+          <w:tcPr>
+            <w:tcW w:type="dxa" w:w="792"/>
+          </w:tcPr>
+          <w:p>
+            <w:pPr>
+              <w:jc w:val="center"/>
+            </w:pPr>
+            <w:r>
+              <w:rPr>
+                <w:rFonts w:ascii="Calibri" w:hAnsi="Calibri"/>
+                <w:b/>
+                <w:color w:val="47517A"/>
+                <w:sz w:val="18"/>
+              </w:rPr>
+              <w:t>4</w:t>
+            </w:r>
+          </w:p>
+        </w:tc>
+        <w:tc>
+          <w:tcPr>
+            <w:tcW w:type="dxa" w:w="7776"/>
+          </w:tcPr>
+          <w:p>
+            <w:r>
+              <w:rPr>
+                <w:rFonts w:ascii="Calibri" w:hAnsi="Calibri"/>
+                <w:sz w:val="19"/>
+              </w:rPr>
+              <w:t>'What if rates are hiked?' → the deterministic tool states the fixed-income exposure but refuses to estimate a +100bp impact it cannot source.</w:t>
+            </w:r>
+          </w:p>
+        </w:tc>
+        <w:tc>
+          <w:tcPr>
+            <w:tcW w:type="dxa" w:w="1152"/>
+            <w:shd w:fill="EAF3EC"/>
+          </w:tcPr>
+          <w:p>
+            <w:pPr>
+              <w:jc w:val="center"/>
+            </w:pPr>
+            <w:r>
+              <w:rPr>
+                <w:rFonts w:ascii="Calibri" w:hAnsi="Calibri"/>
+                <w:b/>
+                <w:color w:val="2E7D52"/>
+                <w:sz w:val="18"/>
+              </w:rPr>
+              <w:t>PASS</w:t>
+            </w:r>
+          </w:p>
+        </w:tc>
+      </w:tr>
+      <w:tr>
+        <w:tc>
+          <w:tcPr>
+            <w:tcW w:type="dxa" w:w="792"/>
+          </w:tcPr>
+          <w:p>
+            <w:pPr>
+              <w:jc w:val="center"/>
+            </w:pPr>
+            <w:r>
+              <w:rPr>
+                <w:rFonts w:ascii="Calibri" w:hAnsi="Calibri"/>
+                <w:b/>
+                <w:color w:val="47517A"/>
+                <w:sz w:val="18"/>
+              </w:rPr>
+              <w:t>5</w:t>
+            </w:r>
+          </w:p>
+        </w:tc>
+        <w:tc>
+          <w:tcPr>
+            <w:tcW w:type="dxa" w:w="7776"/>
+          </w:tcPr>
+          <w:p>
+            <w:r>
+              <w:rPr>
+                <w:rFonts w:ascii="Calibri" w:hAnsi="Calibri"/>
+                <w:sz w:val="19"/>
+              </w:rPr>
+              <w:t>A rate-move question routes to the rate tool.</w:t>
+            </w:r>
+          </w:p>
+        </w:tc>
+        <w:tc>
+          <w:tcPr>
+            <w:tcW w:type="dxa" w:w="1152"/>
+            <w:shd w:fill="EAF3EC"/>
+          </w:tcPr>
+          <w:p>
+            <w:pPr>
+              <w:jc w:val="center"/>
+            </w:pPr>
+            <w:r>
+              <w:rPr>
+                <w:rFonts w:ascii="Calibri" w:hAnsi="Calibri"/>
+                <w:b/>
+                <w:color w:val="2E7D52"/>
+                <w:sz w:val="18"/>
+              </w:rPr>
+              <w:t>PASS</w:t>
+            </w:r>
+          </w:p>
+        </w:tc>
+      </w:tr>
+      <w:tr>
+        <w:tc>
+          <w:tcPr>
+            <w:tcW w:type="dxa" w:w="792"/>
+          </w:tcPr>
+          <w:p>
+            <w:pPr>
+              <w:jc w:val="center"/>
+            </w:pPr>
+            <w:r>
+              <w:rPr>
+                <w:rFonts w:ascii="Calibri" w:hAnsi="Calibri"/>
+                <w:b/>
+                <w:color w:val="47517A"/>
+                <w:sz w:val="18"/>
+              </w:rPr>
+              <w:t>6</w:t>
+            </w:r>
+          </w:p>
+        </w:tc>
+        <w:tc>
+          <w:tcPr>
+            <w:tcW w:type="dxa" w:w="7776"/>
+          </w:tcPr>
+          <w:p>
+            <w:r>
+              <w:rPr>
+                <w:rFonts w:ascii="Calibri" w:hAnsi="Calibri"/>
+                <w:sz w:val="19"/>
+              </w:rPr>
+              <w:t>The scenario moves the deck's prose, not its tables.</w:t>
+            </w:r>
+          </w:p>
+        </w:tc>
+        <w:tc>
+          <w:tcPr>
+            <w:tcW w:type="dxa" w:w="1152"/>
+            <w:shd w:fill="EAF3EC"/>
+          </w:tcPr>
+          <w:p>
+            <w:pPr>
+              <w:jc w:val="center"/>
+            </w:pPr>
+            <w:r>
+              <w:rPr>
+                <w:rFonts w:ascii="Calibri" w:hAnsi="Calibri"/>
+                <w:b/>
+                <w:color w:val="2E7D52"/>
+                <w:sz w:val="18"/>
+              </w:rPr>
+              <w:t>PASS</w:t>
+            </w:r>
+          </w:p>
+        </w:tc>
+      </w:tr>
+    </w:tbl>
+    <w:p>
+      <w:pPr>
+        <w:pBdr>
+          <w:bottom w:val="single" w:sz="6" w:space="2" w:color="B0872A"/>
+        </w:pBdr>
+      </w:pPr>
+      <w:r>
+        <w:rPr>
+          <w:rFonts w:ascii="Calibri" w:hAnsi="Calibri"/>
+          <w:b/>
+          <w:color w:val="1E2A56"/>
+          <w:sz w:val="30"/>
+        </w:rPr>
         <w:t>How to run</w:t>
       </w:r>
     </w:p>

--- a/Meridian_Copilot_Test_Report_v10.docx
+++ b/Meridian_Copilot_Test_Report_v10.docx
@@ -56,7 +56,7 @@
           <w:color w:val="2E7D52"/>
           <w:sz w:val="24"/>
         </w:rPr>
-        <w:t>108/108 tests passed  ·  16 July 2026</w:t>
+        <w:t>135/135 tests passed  ·  16 July 2026</w:t>
       </w:r>
     </w:p>
     <w:p>
@@ -326,7 +326,7 @@
                 <w:color w:val="2E7D52"/>
                 <w:sz w:val="20"/>
               </w:rPr>
-              <w:t>16</w:t>
+              <w:t>19</w:t>
             </w:r>
           </w:p>
         </w:tc>
@@ -377,7 +377,7 @@
                 <w:color w:val="2E7D52"/>
                 <w:sz w:val="20"/>
               </w:rPr>
-              <w:t>39</w:t>
+              <w:t>63</w:t>
             </w:r>
           </w:p>
         </w:tc>
@@ -3989,7 +3989,7 @@
           <w:color w:val="1E2A56"/>
           <w:sz w:val="30"/>
         </w:rPr>
-        <w:t>End-to-end app  ·  16 tests</w:t>
+        <w:t>End-to-end app  ·  19 tests</w:t>
       </w:r>
     </w:p>
     <w:p>
@@ -4393,7 +4393,7 @@
                 <w:rFonts w:ascii="Calibri" w:hAnsi="Calibri"/>
                 <w:sz w:val="19"/>
               </w:rPr>
-              <w:t>The Proposal view shows the assembled prompt and commentary.</w:t>
+              <w:t>No overlay → no tilt banner on the proposal.</w:t>
             </w:r>
           </w:p>
         </w:tc>
@@ -4448,7 +4448,7 @@
                 <w:rFonts w:ascii="Calibri" w:hAnsi="Calibri"/>
                 <w:sz w:val="19"/>
               </w:rPr>
-              <w:t>Tactical instructions flow into the on-screen prompt.</w:t>
+              <w:t>Selecting a macro overlay tilts the target the rebalance chases, and the Proposal view says so — the up-sleeve's target rises and the down-sleeve's falls.  (2 variants)</w:t>
             </w:r>
           </w:p>
         </w:tc>
@@ -4503,7 +4503,7 @@
                 <w:rFonts w:ascii="Calibri" w:hAnsi="Calibri"/>
                 <w:sz w:val="19"/>
               </w:rPr>
-              <w:t>Under discretionary, band breaches HARD-BLOCK; under advisory they only flag. The same book therefore reads differently on the Suitability view.  (2 variants)</w:t>
+              <w:t>The Proposal view shows the assembled prompt and commentary.</w:t>
             </w:r>
           </w:p>
         </w:tc>
@@ -4558,6 +4558,116 @@
                 <w:rFonts w:ascii="Calibri" w:hAnsi="Calibri"/>
                 <w:sz w:val="19"/>
               </w:rPr>
+              <w:t>Tactical instructions flow into the on-screen prompt.</w:t>
+            </w:r>
+          </w:p>
+        </w:tc>
+        <w:tc>
+          <w:tcPr>
+            <w:tcW w:type="dxa" w:w="1152"/>
+            <w:shd w:fill="EAF3EC"/>
+          </w:tcPr>
+          <w:p>
+            <w:pPr>
+              <w:jc w:val="center"/>
+            </w:pPr>
+            <w:r>
+              <w:rPr>
+                <w:rFonts w:ascii="Calibri" w:hAnsi="Calibri"/>
+                <w:b/>
+                <w:color w:val="2E7D52"/>
+                <w:sz w:val="18"/>
+              </w:rPr>
+              <w:t>PASS</w:t>
+            </w:r>
+          </w:p>
+        </w:tc>
+      </w:tr>
+      <w:tr>
+        <w:tc>
+          <w:tcPr>
+            <w:tcW w:type="dxa" w:w="792"/>
+          </w:tcPr>
+          <w:p>
+            <w:pPr>
+              <w:jc w:val="center"/>
+            </w:pPr>
+            <w:r>
+              <w:rPr>
+                <w:rFonts w:ascii="Calibri" w:hAnsi="Calibri"/>
+                <w:b/>
+                <w:color w:val="47517A"/>
+                <w:sz w:val="18"/>
+              </w:rPr>
+              <w:t>10</w:t>
+            </w:r>
+          </w:p>
+        </w:tc>
+        <w:tc>
+          <w:tcPr>
+            <w:tcW w:type="dxa" w:w="7776"/>
+          </w:tcPr>
+          <w:p>
+            <w:r>
+              <w:rPr>
+                <w:rFonts w:ascii="Calibri" w:hAnsi="Calibri"/>
+                <w:sz w:val="19"/>
+              </w:rPr>
+              <w:t>Under discretionary, band breaches HARD-BLOCK; under advisory they only flag. The same book therefore reads differently on the Suitability view.  (2 variants)</w:t>
+            </w:r>
+          </w:p>
+        </w:tc>
+        <w:tc>
+          <w:tcPr>
+            <w:tcW w:type="dxa" w:w="1152"/>
+            <w:shd w:fill="EAF3EC"/>
+          </w:tcPr>
+          <w:p>
+            <w:pPr>
+              <w:jc w:val="center"/>
+            </w:pPr>
+            <w:r>
+              <w:rPr>
+                <w:rFonts w:ascii="Calibri" w:hAnsi="Calibri"/>
+                <w:b/>
+                <w:color w:val="2E7D52"/>
+                <w:sz w:val="18"/>
+              </w:rPr>
+              <w:t>PASS</w:t>
+            </w:r>
+          </w:p>
+        </w:tc>
+      </w:tr>
+      <w:tr>
+        <w:tc>
+          <w:tcPr>
+            <w:tcW w:type="dxa" w:w="792"/>
+          </w:tcPr>
+          <w:p>
+            <w:pPr>
+              <w:jc w:val="center"/>
+            </w:pPr>
+            <w:r>
+              <w:rPr>
+                <w:rFonts w:ascii="Calibri" w:hAnsi="Calibri"/>
+                <w:b/>
+                <w:color w:val="47517A"/>
+                <w:sz w:val="18"/>
+              </w:rPr>
+              <w:t>11</w:t>
+            </w:r>
+          </w:p>
+        </w:tc>
+        <w:tc>
+          <w:tcPr>
+            <w:tcW w:type="dxa" w:w="7776"/>
+          </w:tcPr>
+          <w:p>
+            <w:r>
+              <w:rPr>
+                <w:rFonts w:ascii="Calibri" w:hAnsi="Calibri"/>
+                <w:sz w:val="19"/>
+              </w:rPr>
               <w:t>A single-custodian book still produces a proposal.</w:t>
             </w:r>
           </w:p>
@@ -4599,7 +4709,7 @@
                 <w:color w:val="47517A"/>
                 <w:sz w:val="18"/>
               </w:rPr>
-              <w:t>10</w:t>
+              <w:t>12</w:t>
             </w:r>
           </w:p>
         </w:tc>
@@ -5095,6 +5205,559 @@
           <w:color w:val="1E2A56"/>
           <w:sz w:val="30"/>
         </w:rPr>
+        <w:t>Macro overlays  ·  24 tests</w:t>
+      </w:r>
+    </w:p>
+    <w:p>
+      <w:r>
+        <w:rPr>
+          <w:rFonts w:ascii="Calibri" w:hAnsi="Calibri"/>
+          <w:b/>
+          <w:color w:val="B0872A"/>
+          <w:sz w:val="17"/>
+        </w:rPr>
+        <w:t xml:space="preserve">Business   </w:t>
+      </w:r>
+      <w:r>
+        <w:rPr>
+          <w:rFonts w:ascii="Calibri" w:hAnsi="Calibri"/>
+          <w:b w:val="0"/>
+          <w:i/>
+          <w:color w:val="47517A"/>
+          <w:sz w:val="19"/>
+        </w:rPr>
+        <w:t>A client macro view MOVES the recommendation: each overlay is a fixed, bounded, provenanced tilt of the target allocation — the rebalancer chases it, so trades shift in the scenario's direction while every figure stays deterministic.</w:t>
+      </w:r>
+    </w:p>
+    <w:p>
+      <w:r>
+        <w:rPr>
+          <w:rFonts w:ascii="Consolas" w:hAnsi="Consolas"/>
+          <w:b w:val="0"/>
+          <w:color w:val="47517A"/>
+          <w:sz w:val="17"/>
+        </w:rPr>
+        <w:t>file: tests/test_macro_overlay.py</w:t>
+      </w:r>
+    </w:p>
+    <w:tbl>
+      <w:tblPr>
+        <w:tblStyle w:val="TableGrid"/>
+        <w:tblW w:type="auto" w:w="0"/>
+        <w:tblLook w:firstColumn="1" w:firstRow="1" w:lastColumn="0" w:lastRow="0" w:noHBand="0" w:noVBand="1" w:val="04A0"/>
+      </w:tblPr>
+      <w:tblGrid>
+        <w:gridCol w:w="792"/>
+        <w:gridCol w:w="7776"/>
+        <w:gridCol w:w="1152"/>
+      </w:tblGrid>
+      <w:tr>
+        <w:tc>
+          <w:tcPr>
+            <w:tcW w:type="dxa" w:w="2880"/>
+            <w:shd w:fill="1E2A56"/>
+          </w:tcPr>
+          <w:p>
+            <w:r>
+              <w:rPr>
+                <w:rFonts w:ascii="Calibri" w:hAnsi="Calibri"/>
+                <w:b/>
+                <w:color w:val="FFFFFF"/>
+                <w:sz w:val="18"/>
+              </w:rPr>
+              <w:t>#</w:t>
+            </w:r>
+          </w:p>
+        </w:tc>
+        <w:tc>
+          <w:tcPr>
+            <w:tcW w:type="dxa" w:w="2880"/>
+            <w:shd w:fill="1E2A56"/>
+          </w:tcPr>
+          <w:p>
+            <w:r>
+              <w:rPr>
+                <w:rFonts w:ascii="Calibri" w:hAnsi="Calibri"/>
+                <w:b/>
+                <w:color w:val="FFFFFF"/>
+                <w:sz w:val="18"/>
+              </w:rPr>
+              <w:t>Scenario verified</w:t>
+            </w:r>
+          </w:p>
+        </w:tc>
+        <w:tc>
+          <w:tcPr>
+            <w:tcW w:type="dxa" w:w="2880"/>
+            <w:shd w:fill="1E2A56"/>
+          </w:tcPr>
+          <w:p>
+            <w:r>
+              <w:rPr>
+                <w:rFonts w:ascii="Calibri" w:hAnsi="Calibri"/>
+                <w:b/>
+                <w:color w:val="FFFFFF"/>
+                <w:sz w:val="18"/>
+              </w:rPr>
+              <w:t>Result</w:t>
+            </w:r>
+          </w:p>
+        </w:tc>
+      </w:tr>
+      <w:tr>
+        <w:tc>
+          <w:tcPr>
+            <w:tcW w:type="dxa" w:w="792"/>
+          </w:tcPr>
+          <w:p>
+            <w:pPr>
+              <w:jc w:val="center"/>
+            </w:pPr>
+            <w:r>
+              <w:rPr>
+                <w:rFonts w:ascii="Calibri" w:hAnsi="Calibri"/>
+                <w:b/>
+                <w:color w:val="47517A"/>
+                <w:sz w:val="18"/>
+              </w:rPr>
+              <w:t>1</w:t>
+            </w:r>
+          </w:p>
+        </w:tc>
+        <w:tc>
+          <w:tcPr>
+            <w:tcW w:type="dxa" w:w="7776"/>
+          </w:tcPr>
+          <w:p>
+            <w:r>
+              <w:rPr>
+                <w:rFonts w:ascii="Calibri" w:hAnsi="Calibri"/>
+                <w:sz w:val="19"/>
+              </w:rPr>
+              <w:t>Each overlay moves the target sleeves in the documented direction.  (5 variants)</w:t>
+            </w:r>
+          </w:p>
+        </w:tc>
+        <w:tc>
+          <w:tcPr>
+            <w:tcW w:type="dxa" w:w="1152"/>
+            <w:shd w:fill="EAF3EC"/>
+          </w:tcPr>
+          <w:p>
+            <w:pPr>
+              <w:jc w:val="center"/>
+            </w:pPr>
+            <w:r>
+              <w:rPr>
+                <w:rFonts w:ascii="Calibri" w:hAnsi="Calibri"/>
+                <w:b/>
+                <w:color w:val="2E7D52"/>
+                <w:sz w:val="18"/>
+              </w:rPr>
+              <w:t>PASS</w:t>
+            </w:r>
+          </w:p>
+        </w:tc>
+      </w:tr>
+      <w:tr>
+        <w:tc>
+          <w:tcPr>
+            <w:tcW w:type="dxa" w:w="792"/>
+          </w:tcPr>
+          <w:p>
+            <w:pPr>
+              <w:jc w:val="center"/>
+            </w:pPr>
+            <w:r>
+              <w:rPr>
+                <w:rFonts w:ascii="Calibri" w:hAnsi="Calibri"/>
+                <w:b/>
+                <w:color w:val="47517A"/>
+                <w:sz w:val="18"/>
+              </w:rPr>
+              <w:t>2</w:t>
+            </w:r>
+          </w:p>
+        </w:tc>
+        <w:tc>
+          <w:tcPr>
+            <w:tcW w:type="dxa" w:w="7776"/>
+          </w:tcPr>
+          <w:p>
+            <w:r>
+              <w:rPr>
+                <w:rFonts w:ascii="Calibri" w:hAnsi="Calibri"/>
+                <w:sz w:val="19"/>
+              </w:rPr>
+              <w:t>A tilt sums to zero — the book stays fully invested.  (5 variants)</w:t>
+            </w:r>
+          </w:p>
+        </w:tc>
+        <w:tc>
+          <w:tcPr>
+            <w:tcW w:type="dxa" w:w="1152"/>
+            <w:shd w:fill="EAF3EC"/>
+          </w:tcPr>
+          <w:p>
+            <w:pPr>
+              <w:jc w:val="center"/>
+            </w:pPr>
+            <w:r>
+              <w:rPr>
+                <w:rFonts w:ascii="Calibri" w:hAnsi="Calibri"/>
+                <w:b/>
+                <w:color w:val="2E7D52"/>
+                <w:sz w:val="18"/>
+              </w:rPr>
+              <w:t>PASS</w:t>
+            </w:r>
+          </w:p>
+        </w:tc>
+      </w:tr>
+      <w:tr>
+        <w:tc>
+          <w:tcPr>
+            <w:tcW w:type="dxa" w:w="792"/>
+          </w:tcPr>
+          <w:p>
+            <w:pPr>
+              <w:jc w:val="center"/>
+            </w:pPr>
+            <w:r>
+              <w:rPr>
+                <w:rFonts w:ascii="Calibri" w:hAnsi="Calibri"/>
+                <w:b/>
+                <w:color w:val="47517A"/>
+                <w:sz w:val="18"/>
+              </w:rPr>
+              <w:t>3</w:t>
+            </w:r>
+          </w:p>
+        </w:tc>
+        <w:tc>
+          <w:tcPr>
+            <w:tcW w:type="dxa" w:w="7776"/>
+          </w:tcPr>
+          <w:p>
+            <w:r>
+              <w:rPr>
+                <w:rFonts w:ascii="Calibri" w:hAnsi="Calibri"/>
+                <w:sz w:val="19"/>
+              </w:rPr>
+              <w:t>No sleeve is driven negative by a tilt.  (5 variants)</w:t>
+            </w:r>
+          </w:p>
+        </w:tc>
+        <w:tc>
+          <w:tcPr>
+            <w:tcW w:type="dxa" w:w="1152"/>
+            <w:shd w:fill="EAF3EC"/>
+          </w:tcPr>
+          <w:p>
+            <w:pPr>
+              <w:jc w:val="center"/>
+            </w:pPr>
+            <w:r>
+              <w:rPr>
+                <w:rFonts w:ascii="Calibri" w:hAnsi="Calibri"/>
+                <w:b/>
+                <w:color w:val="2E7D52"/>
+                <w:sz w:val="18"/>
+              </w:rPr>
+              <w:t>PASS</w:t>
+            </w:r>
+          </w:p>
+        </w:tc>
+      </w:tr>
+      <w:tr>
+        <w:tc>
+          <w:tcPr>
+            <w:tcW w:type="dxa" w:w="792"/>
+          </w:tcPr>
+          <w:p>
+            <w:pPr>
+              <w:jc w:val="center"/>
+            </w:pPr>
+            <w:r>
+              <w:rPr>
+                <w:rFonts w:ascii="Calibri" w:hAnsi="Calibri"/>
+                <w:b/>
+                <w:color w:val="47517A"/>
+                <w:sz w:val="18"/>
+              </w:rPr>
+              <w:t>4</w:t>
+            </w:r>
+          </w:p>
+        </w:tc>
+        <w:tc>
+          <w:tcPr>
+            <w:tcW w:type="dxa" w:w="7776"/>
+          </w:tcPr>
+          <w:p>
+            <w:r>
+              <w:rPr>
+                <w:rFonts w:ascii="Calibri" w:hAnsi="Calibri"/>
+                <w:sz w:val="19"/>
+              </w:rPr>
+              <w:t>'No overlay' changes nothing.</w:t>
+            </w:r>
+          </w:p>
+        </w:tc>
+        <w:tc>
+          <w:tcPr>
+            <w:tcW w:type="dxa" w:w="1152"/>
+            <w:shd w:fill="EAF3EC"/>
+          </w:tcPr>
+          <w:p>
+            <w:pPr>
+              <w:jc w:val="center"/>
+            </w:pPr>
+            <w:r>
+              <w:rPr>
+                <w:rFonts w:ascii="Calibri" w:hAnsi="Calibri"/>
+                <w:b/>
+                <w:color w:val="2E7D52"/>
+                <w:sz w:val="18"/>
+              </w:rPr>
+              <w:t>PASS</w:t>
+            </w:r>
+          </w:p>
+        </w:tc>
+      </w:tr>
+      <w:tr>
+        <w:tc>
+          <w:tcPr>
+            <w:tcW w:type="dxa" w:w="792"/>
+          </w:tcPr>
+          <w:p>
+            <w:pPr>
+              <w:jc w:val="center"/>
+            </w:pPr>
+            <w:r>
+              <w:rPr>
+                <w:rFonts w:ascii="Calibri" w:hAnsi="Calibri"/>
+                <w:b/>
+                <w:color w:val="47517A"/>
+                <w:sz w:val="18"/>
+              </w:rPr>
+              <w:t>5</w:t>
+            </w:r>
+          </w:p>
+        </w:tc>
+        <w:tc>
+          <w:tcPr>
+            <w:tcW w:type="dxa" w:w="7776"/>
+          </w:tcPr>
+          <w:p>
+            <w:r>
+              <w:rPr>
+                <w:rFonts w:ascii="Calibri" w:hAnsi="Calibri"/>
+                <w:sz w:val="19"/>
+              </w:rPr>
+              <w:t>An unknown overlay falls back to a no-op.</w:t>
+            </w:r>
+          </w:p>
+        </w:tc>
+        <w:tc>
+          <w:tcPr>
+            <w:tcW w:type="dxa" w:w="1152"/>
+            <w:shd w:fill="EAF3EC"/>
+          </w:tcPr>
+          <w:p>
+            <w:pPr>
+              <w:jc w:val="center"/>
+            </w:pPr>
+            <w:r>
+              <w:rPr>
+                <w:rFonts w:ascii="Calibri" w:hAnsi="Calibri"/>
+                <w:b/>
+                <w:color w:val="2E7D52"/>
+                <w:sz w:val="18"/>
+              </w:rPr>
+              <w:t>PASS</w:t>
+            </w:r>
+          </w:p>
+        </w:tc>
+      </w:tr>
+      <w:tr>
+        <w:tc>
+          <w:tcPr>
+            <w:tcW w:type="dxa" w:w="792"/>
+          </w:tcPr>
+          <w:p>
+            <w:pPr>
+              <w:jc w:val="center"/>
+            </w:pPr>
+            <w:r>
+              <w:rPr>
+                <w:rFonts w:ascii="Calibri" w:hAnsi="Calibri"/>
+                <w:b/>
+                <w:color w:val="47517A"/>
+                <w:sz w:val="18"/>
+              </w:rPr>
+              <w:t>6</w:t>
+            </w:r>
+          </w:p>
+        </w:tc>
+        <w:tc>
+          <w:tcPr>
+            <w:tcW w:type="dxa" w:w="7776"/>
+          </w:tcPr>
+          <w:p>
+            <w:r>
+              <w:rPr>
+                <w:rFonts w:ascii="Calibri" w:hAnsi="Calibri"/>
+                <w:sz w:val="19"/>
+              </w:rPr>
+              <w:t>Reported changes name only moved sleeves; the summary is provenanced.  (5 variants)</w:t>
+            </w:r>
+          </w:p>
+        </w:tc>
+        <w:tc>
+          <w:tcPr>
+            <w:tcW w:type="dxa" w:w="1152"/>
+            <w:shd w:fill="EAF3EC"/>
+          </w:tcPr>
+          <w:p>
+            <w:pPr>
+              <w:jc w:val="center"/>
+            </w:pPr>
+            <w:r>
+              <w:rPr>
+                <w:rFonts w:ascii="Calibri" w:hAnsi="Calibri"/>
+                <w:b/>
+                <w:color w:val="2E7D52"/>
+                <w:sz w:val="18"/>
+              </w:rPr>
+              <w:t>PASS</w:t>
+            </w:r>
+          </w:p>
+        </w:tc>
+      </w:tr>
+      <w:tr>
+        <w:tc>
+          <w:tcPr>
+            <w:tcW w:type="dxa" w:w="792"/>
+          </w:tcPr>
+          <w:p>
+            <w:pPr>
+              <w:jc w:val="center"/>
+            </w:pPr>
+            <w:r>
+              <w:rPr>
+                <w:rFonts w:ascii="Calibri" w:hAnsi="Calibri"/>
+                <w:b/>
+                <w:color w:val="47517A"/>
+                <w:sz w:val="18"/>
+              </w:rPr>
+              <w:t>7</w:t>
+            </w:r>
+          </w:p>
+        </w:tc>
+        <w:tc>
+          <w:tcPr>
+            <w:tcW w:type="dxa" w:w="7776"/>
+          </w:tcPr>
+          <w:p>
+            <w:r>
+              <w:rPr>
+                <w:rFonts w:ascii="Calibri" w:hAnsi="Calibri"/>
+                <w:sz w:val="19"/>
+              </w:rPr>
+              <w:t>Tilts are modest: no sleeve moves more than 8pp from its strategic target, so a tilt never breaches a normal ±15% suitability band on its own.</w:t>
+            </w:r>
+          </w:p>
+        </w:tc>
+        <w:tc>
+          <w:tcPr>
+            <w:tcW w:type="dxa" w:w="1152"/>
+            <w:shd w:fill="EAF3EC"/>
+          </w:tcPr>
+          <w:p>
+            <w:pPr>
+              <w:jc w:val="center"/>
+            </w:pPr>
+            <w:r>
+              <w:rPr>
+                <w:rFonts w:ascii="Calibri" w:hAnsi="Calibri"/>
+                <w:b/>
+                <w:color w:val="2E7D52"/>
+                <w:sz w:val="18"/>
+              </w:rPr>
+              <w:t>PASS</w:t>
+            </w:r>
+          </w:p>
+        </w:tc>
+      </w:tr>
+      <w:tr>
+        <w:tc>
+          <w:tcPr>
+            <w:tcW w:type="dxa" w:w="792"/>
+          </w:tcPr>
+          <w:p>
+            <w:pPr>
+              <w:jc w:val="center"/>
+            </w:pPr>
+            <w:r>
+              <w:rPr>
+                <w:rFonts w:ascii="Calibri" w:hAnsi="Calibri"/>
+                <w:b/>
+                <w:color w:val="47517A"/>
+                <w:sz w:val="18"/>
+              </w:rPr>
+              <w:t>8</w:t>
+            </w:r>
+          </w:p>
+        </w:tc>
+        <w:tc>
+          <w:tcPr>
+            <w:tcW w:type="dxa" w:w="7776"/>
+          </w:tcPr>
+          <w:p>
+            <w:r>
+              <w:rPr>
+                <w:rFonts w:ascii="Calibri" w:hAnsi="Calibri"/>
+                <w:sz w:val="19"/>
+              </w:rPr>
+              <w:t>If a tilt would drive a sleeve negative, it clamps at 0 and renormalises so the total is preserved (no phantom allocation).</w:t>
+            </w:r>
+          </w:p>
+        </w:tc>
+        <w:tc>
+          <w:tcPr>
+            <w:tcW w:type="dxa" w:w="1152"/>
+            <w:shd w:fill="EAF3EC"/>
+          </w:tcPr>
+          <w:p>
+            <w:pPr>
+              <w:jc w:val="center"/>
+            </w:pPr>
+            <w:r>
+              <w:rPr>
+                <w:rFonts w:ascii="Calibri" w:hAnsi="Calibri"/>
+                <w:b/>
+                <w:color w:val="2E7D52"/>
+                <w:sz w:val="18"/>
+              </w:rPr>
+              <w:t>PASS</w:t>
+            </w:r>
+          </w:p>
+        </w:tc>
+      </w:tr>
+    </w:tbl>
+    <w:p>
+      <w:pPr>
+        <w:pBdr>
+          <w:bottom w:val="single" w:sz="6" w:space="2" w:color="B0872A"/>
+        </w:pBdr>
+      </w:pPr>
+      <w:r>
+        <w:rPr>
+          <w:rFonts w:ascii="Calibri" w:hAnsi="Calibri"/>
+          <w:b/>
+          <w:color w:val="1E2A56"/>
+          <w:sz w:val="30"/>
+        </w:rPr>
         <w:t>How to run</w:t>
       </w:r>
     </w:p>
